--- a/Мавзу2/054.docx
+++ b/Мавзу2/054.docx
@@ -460,7 +460,7 @@
           <w:b/>
           <w:sz w:val="28"/>
         </w:rPr>
-        <w:t>Milliy emlash kalendari bo'yicha tasnif</w:t>
+        <w:t>Milliy emlash kalendari</w:t>
       </w:r>
     </w:p>
     <w:p>
@@ -475,7 +475,7 @@
           <w:b w:val="0"/>
           <w:sz w:val="28"/>
         </w:rPr>
-        <w:t>O'zbekistonda yuqumli kasalliklar immunoprofilaktikasi 2003-yil 1-yanvardan kuchga kirgan sanitariya qoida va me'yorlariga asosan olib boriladi. Aliyev va Muxamedov keltirgan kalendar jadvaliga ko'ra, hayotning birinchi kunida gepatit B vaksinasi (VGV-1), 2–5-kunlarda BSJ va OPV-0, 2, 3 va 4 oylikda AKDS va OPV dozalari, 9 oylikda qizamiqqa qarshi vaksina, 16 oylikda AKDS-4, maktabga kirishda (7 yosh) ADS-m va BSJ revaksinatsiyasi, 14–15 yoshda BSJ R-2, 16, 26 va 46 yoshda ADS-m ko'rsatilgan [1]. Bu ma'lumot 2013-yilgi qo'llanma bo'yicha berildi; amaldagi kalendar o'zgargan bo'lishi mumkin, shuning uchun laborant hozirgi buyruqlarga murojaat qilishi kerak (hisobotda qayd etiladi). Epidemiologik ko'rsatma bo'yicha emlash enzootik hududlarda (o'lat, tulyaremiya), o'ta xavfli infeksiyalar laboratoriya xodimlarida, kasbiy xavfi bor ishchilarda (kuydirgi, brutsellyoz), chet elga chiquvchilarda (sariq isitma) hamda infeksiya avj olganda emlanmagan kontingentda o'tkaziladi [1].</w:t>
+        <w:t>O'zbekistonda profilaktik emlashlar kalendar rejasi bo'yicha o'tkaziladi. SanQvaN № 0239-07 (3-son, 2017) va kutubxonadagi «Emlash kalendari» ga ko'ra: hayotning birinchi sutkasida gepatit B vaksinasi (VGB-1); 2–5-kunlarda BSJ-1; 2 oylikda OPV-1, rotavirus (Roto-1), pentavalent vaksina (AKDS-1 + VGB-2 + XIB-1) va PNEVMO-1; 3 oylikda OPV-2, Roto-2, penta-2 va PNEVMO-2; 4 oylikda OPV-3, penta-3 va IPV; 12 oylikda QPQ-1 (qizamiq, parotit, qizilcha) va PNEVMO-3; 16 oylikda OPV-4 va AKDS-4; 6 yoshda QPQ-2; 1-sinfda (7 yosh) OPV-5 va ADS-M-5; 16 yoshda ADS-M-6; VPCH (papillomavirus) vaksinasi kalendarda 9 yosh (2017-yilgi matn) yoki 12–13 yosh (kutubxonadagi kalendar; faqat qizlar) deb ko'rsatilgan [3][4]. IPV joriy etilgach, tug'ruqxonalarda OPV-0 qo'llanmaydi [4]. Aliyev va Muxamedov (2013) qo'llanmasidagi eski jadvalda penta-, rota- va pnevmokokk vaksinalari yo'q edi (u 2003-yil qoidalariga tayangan), shuning uchun hozirgi kalendar bilan farq bor [1]. Epidemiologik ko'rsatma bo'yicha emlash enzootik hududlarda (o'lat, tulyaremiya), o'ta xavfli infeksiyalar laboratoriya xodimlarida, kasbiy xavfi bor ishchilarda (kuydirgi, brutsellyoz), chet elga chiquvchilarda (sariq isitma) hamda infeksiya avj olganda emlanmagan kontingentda o'tkaziladi [1].</w:t>
       </w:r>
     </w:p>
     <w:p>
@@ -545,6 +545,34 @@
           <w:sz w:val="24"/>
         </w:rPr>
         <w:t>[2] G'anixo'jayeva A, Nazarova H. Mikrobiologiya: tibbiyot kollejlari va bilim yurtlari o'quvchilari uchun darslik. Toshkent: Abu Ali ibn Sino nomidagi tibbiyot nashriyoti; 2002 (kirill yozuvida). Xayrullo Komilov kutubxonasi, id 2323: https://xayrullokomilov.uz/kutubxona/2323</w:t>
+      </w:r>
+    </w:p>
+    <w:p>
+      <w:pPr>
+        <w:spacing w:line="276" w:lineRule="auto"/>
+        <w:jc w:val="left"/>
+      </w:pPr>
+      <w:r>
+        <w:rPr>
+          <w:rFonts w:ascii="Times New Roman" w:hAnsi="Times New Roman" w:eastAsia="Times New Roman"/>
+          <w:b w:val="0"/>
+          <w:sz w:val="24"/>
+        </w:rPr>
+        <w:t>[3] SanQvaN (SanPiN) № 0239-07. O'zbekiston Respublikasida yuqumli kasalliklar immunoprofilaktikasi (3-son, 25.07.2017; lex.uz/docs/5524039) (kirill yozuvida). Xayrullo Komilov kutubxonasi, id 814: https://xayrullokomilov.uz/kutubxona/814</w:t>
+      </w:r>
+    </w:p>
+    <w:p>
+      <w:pPr>
+        <w:spacing w:line="276" w:lineRule="auto"/>
+        <w:jc w:val="left"/>
+      </w:pPr>
+      <w:r>
+        <w:rPr>
+          <w:rFonts w:ascii="Times New Roman" w:hAnsi="Times New Roman" w:eastAsia="Times New Roman"/>
+          <w:b w:val="0"/>
+          <w:sz w:val="24"/>
+        </w:rPr>
+        <w:t>[4] O'zbekiston Respublikasida profilaktik emlashlar o'tkazish kalendar rejasi («Emlash kalendari», sanasi ko'rsatilmagan; uch tilda). Xayrullo Komilov kutubxonasi, id 1420: https://xayrullokomilov.uz/kutubxona/1420</w:t>
       </w:r>
     </w:p>
     <w:sectPr>
